--- a/Документация/Архитектура.docx
+++ b/Документация/Архитектура.docx
@@ -10389,7 +10389,7 @@
       </w:pPr>
       <w:r>
         <w:pict w14:anchorId="4CC4656F">
-          <v:rect id="_x0000_i1037" style="width:0;height:.75pt" o:hralign="center" o:hrstd="t" o:hr="t" fillcolor="#a0a0a0" stroked="f"/>
+          <v:rect id="_x0000_i1025" style="width:0;height:.75pt" o:hralign="center" o:hrstd="t" o:hr="t" fillcolor="#a0a0a0" stroked="f"/>
         </w:pict>
       </w:r>
     </w:p>
@@ -10952,7 +10952,7 @@
       </w:pPr>
       <w:r>
         <w:pict w14:anchorId="25742F43">
-          <v:rect id="_x0000_i1038" style="width:0;height:.75pt" o:hralign="center" o:hrstd="t" o:hr="t" fillcolor="#a0a0a0" stroked="f"/>
+          <v:rect id="_x0000_i1026" style="width:0;height:.75pt" o:hralign="center" o:hrstd="t" o:hr="t" fillcolor="#a0a0a0" stroked="f"/>
         </w:pict>
       </w:r>
     </w:p>
@@ -11100,6 +11100,1071 @@
       <w:proofErr w:type="gramEnd"/>
       <w:r>
         <w:t>) не вызван.</w:t>
+      </w:r>
+    </w:p>
+    <w:p>
+      <w:pPr>
+        <w:spacing w:after="0"/>
+      </w:pPr>
+    </w:p>
+    <w:p>
+      <w:r>
+        <w:br w:type="page"/>
+      </w:r>
+    </w:p>
+    <w:p>
+      <w:pPr>
+        <w:pStyle w:val="1"/>
+        <w:jc w:val="center"/>
+      </w:pPr>
+      <w:r>
+        <w:lastRenderedPageBreak/>
+        <w:t>Новая структура</w:t>
+      </w:r>
+    </w:p>
+    <w:p>
+      <w:pPr>
+        <w:spacing w:after="0"/>
+      </w:pPr>
+      <w:r>
+        <w:t>Я</w:t>
+      </w:r>
+      <w:r>
+        <w:t xml:space="preserve"> хочу сделать </w:t>
+      </w:r>
+      <w:r>
+        <w:t xml:space="preserve">скрипт </w:t>
+      </w:r>
+      <w:proofErr w:type="spellStart"/>
+      <w:r>
+        <w:t>main</w:t>
+      </w:r>
+      <w:proofErr w:type="spellEnd"/>
+      <w:r>
+        <w:t xml:space="preserve"> как можно меньше, чтобы он отвечал только за запуск игры и выбор локации. Я хочу, чтобы все действия игрока внутри локации обрабатывались отдельными функциями, а </w:t>
+      </w:r>
+      <w:proofErr w:type="spellStart"/>
+      <w:r>
+        <w:t>main</w:t>
+      </w:r>
+      <w:proofErr w:type="spellEnd"/>
+      <w:r>
+        <w:t xml:space="preserve"> только запускал их. Должна быть функция </w:t>
+      </w:r>
+      <w:r>
+        <w:t xml:space="preserve">(модуль) </w:t>
+      </w:r>
+      <w:r>
+        <w:t xml:space="preserve">Game, которая получает на вход несколько файлов </w:t>
+      </w:r>
+      <w:proofErr w:type="spellStart"/>
+      <w:r>
+        <w:t>json</w:t>
+      </w:r>
+      <w:proofErr w:type="spellEnd"/>
+      <w:r>
+        <w:t xml:space="preserve">: 1. относящиеся к локации (карта, состояние) 2. относящиеся к игроку (состояние, инвентарь) 3. относящиеся к квестам (дневник, список активных, список флагов законченных) 4. Графика и музыка 5. Запуск кат-сцен 6. Прочее, потом добавится И потом Game выполняет (запуская другие функции) отрисовку уровня, действия </w:t>
+      </w:r>
+      <w:proofErr w:type="spellStart"/>
+      <w:r>
+        <w:t>npc</w:t>
+      </w:r>
+      <w:proofErr w:type="spellEnd"/>
+      <w:r>
+        <w:t xml:space="preserve">, позволяет </w:t>
+      </w:r>
+      <w:proofErr w:type="spellStart"/>
+      <w:r>
+        <w:t>гроку</w:t>
+      </w:r>
+      <w:proofErr w:type="spellEnd"/>
+      <w:r>
+        <w:t xml:space="preserve"> взаимодействовать с этой локацией и </w:t>
+      </w:r>
+      <w:proofErr w:type="spellStart"/>
+      <w:r>
+        <w:t>npc</w:t>
+      </w:r>
+      <w:proofErr w:type="spellEnd"/>
+      <w:r>
+        <w:t xml:space="preserve">. Эта функция Game должна вносить изменения в соответствующие файлы </w:t>
+      </w:r>
+      <w:proofErr w:type="spellStart"/>
+      <w:r>
+        <w:t>json</w:t>
+      </w:r>
+      <w:proofErr w:type="spellEnd"/>
+      <w:r>
+        <w:t xml:space="preserve"> согласно случившимся событиям и завершаться при определенных условиях (смерть игрока, переход между локациями, выход из игры или конец игры). А </w:t>
+      </w:r>
+      <w:r>
+        <w:t>скрипт</w:t>
+      </w:r>
+      <w:r>
+        <w:t xml:space="preserve"> Main долж</w:t>
+      </w:r>
+      <w:r>
+        <w:t>ен</w:t>
+      </w:r>
+      <w:r>
+        <w:t xml:space="preserve"> просто по очереди передавать в Game новые файлы локаций и следить за процессом</w:t>
+      </w:r>
+    </w:p>
+    <w:p>
+      <w:pPr>
+        <w:spacing w:after="0"/>
+      </w:pPr>
+    </w:p>
+    <w:p>
+      <w:pPr>
+        <w:spacing w:after="0"/>
+      </w:pPr>
+    </w:p>
+    <w:p>
+      <w:pPr>
+        <w:spacing w:after="0"/>
+      </w:pPr>
+    </w:p>
+    <w:p>
+      <w:pPr>
+        <w:spacing w:after="0"/>
+        <w:rPr>
+          <w:b/>
+          <w:bCs/>
+        </w:rPr>
+      </w:pPr>
+      <w:r>
+        <w:rPr>
+          <w:b/>
+          <w:bCs/>
+        </w:rPr>
+        <w:t> main.py (тонкий)</w:t>
+      </w:r>
+    </w:p>
+    <w:p>
+      <w:pPr>
+        <w:numPr>
+          <w:ilvl w:val="0"/>
+          <w:numId w:val="7"/>
+        </w:numPr>
+        <w:spacing w:after="0"/>
+      </w:pPr>
+      <w:r>
+        <w:t xml:space="preserve">Инициализирует </w:t>
+      </w:r>
+      <w:proofErr w:type="spellStart"/>
+      <w:r>
+        <w:t>Pygame</w:t>
+      </w:r>
+      <w:proofErr w:type="spellEnd"/>
+      <w:r>
+        <w:t>, окно, базовые настройки.</w:t>
+      </w:r>
+    </w:p>
+    <w:p>
+      <w:pPr>
+        <w:numPr>
+          <w:ilvl w:val="0"/>
+          <w:numId w:val="7"/>
+        </w:numPr>
+        <w:spacing w:after="0"/>
+      </w:pPr>
+      <w:r>
+        <w:t>Загружает глобальные данные: список доступных локаций, настройки графики, звука.</w:t>
+      </w:r>
+    </w:p>
+    <w:p>
+      <w:pPr>
+        <w:numPr>
+          <w:ilvl w:val="0"/>
+          <w:numId w:val="7"/>
+        </w:numPr>
+        <w:spacing w:after="0"/>
+      </w:pPr>
+      <w:r>
+        <w:t>Определяет стартовую локацию (из сохранения или по умолчанию).</w:t>
+      </w:r>
+    </w:p>
+    <w:p>
+      <w:pPr>
+        <w:numPr>
+          <w:ilvl w:val="0"/>
+          <w:numId w:val="7"/>
+        </w:numPr>
+        <w:spacing w:after="0"/>
+      </w:pPr>
+      <w:r>
+        <w:t>Создаёт объект Game и передаёт в него:</w:t>
+      </w:r>
+    </w:p>
+    <w:p>
+      <w:pPr>
+        <w:numPr>
+          <w:ilvl w:val="1"/>
+          <w:numId w:val="7"/>
+        </w:numPr>
+        <w:spacing w:after="0"/>
+      </w:pPr>
+      <w:r>
+        <w:t>ID текущей локации</w:t>
+      </w:r>
+    </w:p>
+    <w:p>
+      <w:pPr>
+        <w:numPr>
+          <w:ilvl w:val="1"/>
+          <w:numId w:val="7"/>
+        </w:numPr>
+        <w:spacing w:after="0"/>
+      </w:pPr>
+      <w:r>
+        <w:t>Данные игрока (инвентарь, человечность, класс)</w:t>
+      </w:r>
+    </w:p>
+    <w:p>
+      <w:pPr>
+        <w:numPr>
+          <w:ilvl w:val="1"/>
+          <w:numId w:val="7"/>
+        </w:numPr>
+        <w:spacing w:after="0"/>
+      </w:pPr>
+      <w:r>
+        <w:t>Глобальные флаги (квесты, пройденные события)</w:t>
+      </w:r>
+    </w:p>
+    <w:p>
+      <w:pPr>
+        <w:numPr>
+          <w:ilvl w:val="1"/>
+          <w:numId w:val="7"/>
+        </w:numPr>
+        <w:spacing w:after="0"/>
+      </w:pPr>
+      <w:r>
+        <w:t xml:space="preserve">Объекты графики (спрайты, шрифты) — если их много, можно передать </w:t>
+      </w:r>
+      <w:proofErr w:type="gramStart"/>
+      <w:r>
+        <w:t>через менеджер</w:t>
+      </w:r>
+      <w:proofErr w:type="gramEnd"/>
+      <w:r>
+        <w:t xml:space="preserve"> ресурсов.</w:t>
+      </w:r>
+    </w:p>
+    <w:p>
+      <w:pPr>
+        <w:numPr>
+          <w:ilvl w:val="0"/>
+          <w:numId w:val="7"/>
+        </w:numPr>
+        <w:spacing w:after="0"/>
+      </w:pPr>
+      <w:r>
+        <w:t>Запускает </w:t>
+      </w:r>
+      <w:proofErr w:type="spellStart"/>
+      <w:proofErr w:type="gramStart"/>
+      <w:r>
+        <w:t>game.run</w:t>
+      </w:r>
+      <w:proofErr w:type="spellEnd"/>
+      <w:r>
+        <w:t>(</w:t>
+      </w:r>
+      <w:proofErr w:type="gramEnd"/>
+      <w:r>
+        <w:t>) и получает результат:</w:t>
+      </w:r>
+    </w:p>
+    <w:p>
+      <w:pPr>
+        <w:numPr>
+          <w:ilvl w:val="1"/>
+          <w:numId w:val="7"/>
+        </w:numPr>
+        <w:spacing w:after="0"/>
+      </w:pPr>
+      <w:r>
+        <w:t>"</w:t>
+      </w:r>
+      <w:proofErr w:type="spellStart"/>
+      <w:r>
+        <w:t>exit</w:t>
+      </w:r>
+      <w:proofErr w:type="spellEnd"/>
+      <w:r>
+        <w:t>" — выход из игры</w:t>
+      </w:r>
+    </w:p>
+    <w:p>
+      <w:pPr>
+        <w:numPr>
+          <w:ilvl w:val="1"/>
+          <w:numId w:val="7"/>
+        </w:numPr>
+        <w:spacing w:after="0"/>
+      </w:pPr>
+      <w:r>
+        <w:t>"</w:t>
+      </w:r>
+      <w:proofErr w:type="spellStart"/>
+      <w:r>
+        <w:t>next_location</w:t>
+      </w:r>
+      <w:proofErr w:type="spellEnd"/>
+      <w:r>
+        <w:t>": "</w:t>
+      </w:r>
+      <w:proofErr w:type="spellStart"/>
+      <w:r>
+        <w:t>monastery</w:t>
+      </w:r>
+      <w:proofErr w:type="spellEnd"/>
+      <w:r>
+        <w:t>" — переход на другую локацию</w:t>
+      </w:r>
+    </w:p>
+    <w:p>
+      <w:pPr>
+        <w:numPr>
+          <w:ilvl w:val="1"/>
+          <w:numId w:val="7"/>
+        </w:numPr>
+        <w:spacing w:after="0"/>
+      </w:pPr>
+      <w:r>
+        <w:t>"</w:t>
+      </w:r>
+      <w:proofErr w:type="spellStart"/>
+      <w:r>
+        <w:t>game_over</w:t>
+      </w:r>
+      <w:proofErr w:type="spellEnd"/>
+      <w:r>
+        <w:t>" — конец игры</w:t>
+      </w:r>
+    </w:p>
+    <w:p>
+      <w:pPr>
+        <w:numPr>
+          <w:ilvl w:val="0"/>
+          <w:numId w:val="7"/>
+        </w:numPr>
+        <w:spacing w:after="0"/>
+      </w:pPr>
+      <w:r>
+        <w:t>Если нужно перейти на другую локацию, загружает её данные и снова вызывает Game (или переиспользует объект, обновив данные).</w:t>
+      </w:r>
+    </w:p>
+    <w:p>
+      <w:pPr>
+        <w:spacing w:after="0"/>
+        <w:rPr>
+          <w:b/>
+          <w:bCs/>
+        </w:rPr>
+      </w:pPr>
+      <w:r>
+        <w:rPr>
+          <w:rFonts w:ascii="Segoe UI Emoji" w:hAnsi="Segoe UI Emoji" w:cs="Segoe UI Emoji"/>
+          <w:b/>
+          <w:bCs/>
+        </w:rPr>
+        <w:t>🎮</w:t>
+      </w:r>
+      <w:r>
+        <w:rPr>
+          <w:b/>
+          <w:bCs/>
+        </w:rPr>
+        <w:t xml:space="preserve"> Класс Game (толстый)</w:t>
+      </w:r>
+    </w:p>
+    <w:p>
+      <w:pPr>
+        <w:numPr>
+          <w:ilvl w:val="0"/>
+          <w:numId w:val="8"/>
+        </w:numPr>
+        <w:spacing w:after="0"/>
+      </w:pPr>
+      <w:r>
+        <w:t>Хранит текущее состояние игры: карту, NPC, игрока, камеру, диалог, бой.</w:t>
+      </w:r>
+    </w:p>
+    <w:p>
+      <w:pPr>
+        <w:numPr>
+          <w:ilvl w:val="0"/>
+          <w:numId w:val="8"/>
+        </w:numPr>
+        <w:spacing w:after="0"/>
+      </w:pPr>
+      <w:r>
+        <w:t>В методе __</w:t>
+      </w:r>
+      <w:proofErr w:type="spellStart"/>
+      <w:r>
+        <w:t>init</w:t>
+      </w:r>
+      <w:proofErr w:type="spellEnd"/>
+      <w:r>
+        <w:t>__ загружает все JSON (карта, состояние NPC, состояние игрока, квесты) и преобразует их в объекты Python.</w:t>
+      </w:r>
+    </w:p>
+    <w:p>
+      <w:pPr>
+        <w:numPr>
+          <w:ilvl w:val="0"/>
+          <w:numId w:val="8"/>
+        </w:numPr>
+        <w:spacing w:after="0"/>
+      </w:pPr>
+      <w:r>
+        <w:t>Содержит главный игровой цикл (аналогичный текущему </w:t>
+      </w:r>
+      <w:proofErr w:type="spellStart"/>
+      <w:r>
+        <w:t>while</w:t>
+      </w:r>
+      <w:proofErr w:type="spellEnd"/>
+      <w:r>
+        <w:t xml:space="preserve"> </w:t>
+      </w:r>
+      <w:proofErr w:type="spellStart"/>
+      <w:r>
+        <w:t>running</w:t>
+      </w:r>
+      <w:proofErr w:type="spellEnd"/>
+      <w:r>
+        <w:t> в main.py):</w:t>
+      </w:r>
+    </w:p>
+    <w:p>
+      <w:pPr>
+        <w:numPr>
+          <w:ilvl w:val="1"/>
+          <w:numId w:val="8"/>
+        </w:numPr>
+        <w:spacing w:after="0"/>
+      </w:pPr>
+      <w:r>
+        <w:t>Обработка событий (клавиатура, мышь)</w:t>
+      </w:r>
+    </w:p>
+    <w:p>
+      <w:pPr>
+        <w:numPr>
+          <w:ilvl w:val="1"/>
+          <w:numId w:val="8"/>
+        </w:numPr>
+        <w:spacing w:after="0"/>
+      </w:pPr>
+      <w:r>
+        <w:t>Обновление (движение игрока, NPC, проверка переходов, диалоги, бой)</w:t>
+      </w:r>
+    </w:p>
+    <w:p>
+      <w:pPr>
+        <w:numPr>
+          <w:ilvl w:val="1"/>
+          <w:numId w:val="8"/>
+        </w:numPr>
+        <w:spacing w:after="0"/>
+      </w:pPr>
+      <w:r>
+        <w:lastRenderedPageBreak/>
+        <w:t>Отрисовка (рендер карты, NPC, интерфейс, диалоговое окно)</w:t>
+      </w:r>
+    </w:p>
+    <w:p>
+      <w:pPr>
+        <w:numPr>
+          <w:ilvl w:val="0"/>
+          <w:numId w:val="8"/>
+        </w:numPr>
+        <w:spacing w:after="0"/>
+      </w:pPr>
+      <w:r>
+        <w:t>При выходе из локации (смерть, переход, конец игры) сохраняет изменения в соответствующие JSON (или возвращает изменённые данные в </w:t>
+      </w:r>
+      <w:proofErr w:type="spellStart"/>
+      <w:r>
+        <w:t>main</w:t>
+      </w:r>
+      <w:proofErr w:type="spellEnd"/>
+      <w:r>
+        <w:t> для сохранения).</w:t>
+      </w:r>
+    </w:p>
+    <w:p>
+      <w:pPr>
+        <w:numPr>
+          <w:ilvl w:val="0"/>
+          <w:numId w:val="8"/>
+        </w:numPr>
+        <w:spacing w:after="0"/>
+      </w:pPr>
+      <w:r>
+        <w:t>Метод </w:t>
+      </w:r>
+      <w:proofErr w:type="spellStart"/>
+      <w:proofErr w:type="gramStart"/>
+      <w:r>
+        <w:t>run</w:t>
+      </w:r>
+      <w:proofErr w:type="spellEnd"/>
+      <w:r>
+        <w:t>(</w:t>
+      </w:r>
+      <w:proofErr w:type="gramEnd"/>
+      <w:r>
+        <w:t>) возвращает код результата.</w:t>
+      </w:r>
+    </w:p>
+    <w:p>
+      <w:pPr>
+        <w:spacing w:after="0"/>
+        <w:rPr>
+          <w:b/>
+          <w:bCs/>
+        </w:rPr>
+      </w:pPr>
+      <w:r>
+        <w:rPr>
+          <w:rFonts w:ascii="Segoe UI Emoji" w:hAnsi="Segoe UI Emoji" w:cs="Segoe UI Emoji"/>
+          <w:b/>
+          <w:bCs/>
+        </w:rPr>
+        <w:t>🧩</w:t>
+      </w:r>
+      <w:r>
+        <w:rPr>
+          <w:b/>
+          <w:bCs/>
+        </w:rPr>
+        <w:t xml:space="preserve"> Разделение на модули</w:t>
+      </w:r>
+    </w:p>
+    <w:p>
+      <w:pPr>
+        <w:spacing w:after="0"/>
+      </w:pPr>
+      <w:r>
+        <w:t>Внутри Game логика может быть разбита на отдельные функции или классы-обработчики:</w:t>
+      </w:r>
+    </w:p>
+    <w:p>
+      <w:pPr>
+        <w:numPr>
+          <w:ilvl w:val="0"/>
+          <w:numId w:val="9"/>
+        </w:numPr>
+        <w:spacing w:after="0"/>
+      </w:pPr>
+      <w:proofErr w:type="spellStart"/>
+      <w:r>
+        <w:t>update_player_</w:t>
+      </w:r>
+      <w:proofErr w:type="gramStart"/>
+      <w:r>
+        <w:t>movement</w:t>
+      </w:r>
+      <w:proofErr w:type="spellEnd"/>
+      <w:r>
+        <w:t>(</w:t>
+      </w:r>
+      <w:proofErr w:type="gramEnd"/>
+      <w:r>
+        <w:t>)</w:t>
+      </w:r>
+    </w:p>
+    <w:p>
+      <w:pPr>
+        <w:numPr>
+          <w:ilvl w:val="0"/>
+          <w:numId w:val="9"/>
+        </w:numPr>
+        <w:spacing w:after="0"/>
+      </w:pPr>
+      <w:proofErr w:type="spellStart"/>
+      <w:r>
+        <w:t>update_</w:t>
+      </w:r>
+      <w:proofErr w:type="gramStart"/>
+      <w:r>
+        <w:t>npcs</w:t>
+      </w:r>
+      <w:proofErr w:type="spellEnd"/>
+      <w:r>
+        <w:t>(</w:t>
+      </w:r>
+      <w:proofErr w:type="gramEnd"/>
+      <w:r>
+        <w:t>)</w:t>
+      </w:r>
+    </w:p>
+    <w:p>
+      <w:pPr>
+        <w:numPr>
+          <w:ilvl w:val="0"/>
+          <w:numId w:val="9"/>
+        </w:numPr>
+        <w:spacing w:after="0"/>
+      </w:pPr>
+      <w:proofErr w:type="spellStart"/>
+      <w:r>
+        <w:t>handle_</w:t>
+      </w:r>
+      <w:proofErr w:type="gramStart"/>
+      <w:r>
+        <w:t>dialogs</w:t>
+      </w:r>
+      <w:proofErr w:type="spellEnd"/>
+      <w:r>
+        <w:t>(</w:t>
+      </w:r>
+      <w:proofErr w:type="gramEnd"/>
+      <w:r>
+        <w:t>)</w:t>
+      </w:r>
+    </w:p>
+    <w:p>
+      <w:pPr>
+        <w:numPr>
+          <w:ilvl w:val="0"/>
+          <w:numId w:val="9"/>
+        </w:numPr>
+        <w:spacing w:after="0"/>
+      </w:pPr>
+      <w:proofErr w:type="spellStart"/>
+      <w:r>
+        <w:t>handle_</w:t>
+      </w:r>
+      <w:proofErr w:type="gramStart"/>
+      <w:r>
+        <w:t>combat</w:t>
+      </w:r>
+      <w:proofErr w:type="spellEnd"/>
+      <w:r>
+        <w:t>(</w:t>
+      </w:r>
+      <w:proofErr w:type="gramEnd"/>
+      <w:r>
+        <w:t>)</w:t>
+      </w:r>
+    </w:p>
+    <w:p>
+      <w:pPr>
+        <w:numPr>
+          <w:ilvl w:val="0"/>
+          <w:numId w:val="9"/>
+        </w:numPr>
+        <w:spacing w:after="0"/>
+      </w:pPr>
+      <w:proofErr w:type="spellStart"/>
+      <w:proofErr w:type="gramStart"/>
+      <w:r>
+        <w:t>render</w:t>
+      </w:r>
+      <w:proofErr w:type="spellEnd"/>
+      <w:r>
+        <w:t>(</w:t>
+      </w:r>
+      <w:proofErr w:type="gramEnd"/>
+      <w:r>
+        <w:t>)</w:t>
+      </w:r>
+    </w:p>
+    <w:p>
+      <w:pPr>
+        <w:spacing w:after="0"/>
+      </w:pPr>
+      <w:r>
+        <w:t>Но все они вызываются из главного цикла </w:t>
+      </w:r>
+      <w:proofErr w:type="spellStart"/>
+      <w:proofErr w:type="gramStart"/>
+      <w:r>
+        <w:t>Game.run</w:t>
+      </w:r>
+      <w:proofErr w:type="spellEnd"/>
+      <w:r>
+        <w:t>(</w:t>
+      </w:r>
+      <w:proofErr w:type="gramEnd"/>
+      <w:r>
+        <w:t>).</w:t>
+      </w:r>
+    </w:p>
+    <w:p>
+      <w:pPr>
+        <w:spacing w:after="0"/>
+        <w:rPr>
+          <w:b/>
+          <w:bCs/>
+        </w:rPr>
+      </w:pPr>
+      <w:r>
+        <w:rPr>
+          <w:rFonts w:ascii="Segoe UI Symbol" w:hAnsi="Segoe UI Symbol" w:cs="Segoe UI Symbol"/>
+          <w:b/>
+          <w:bCs/>
+        </w:rPr>
+        <w:t>🗂</w:t>
+      </w:r>
+      <w:r>
+        <w:rPr>
+          <w:b/>
+          <w:bCs/>
+        </w:rPr>
+        <w:t xml:space="preserve"> Как организовать данные</w:t>
+      </w:r>
+    </w:p>
+    <w:p>
+      <w:pPr>
+        <w:spacing w:after="0"/>
+      </w:pPr>
+      <w:r>
+        <w:t>Ты упомянул, что Game должна получать несколько JSON:</w:t>
+      </w:r>
+    </w:p>
+    <w:p>
+      <w:pPr>
+        <w:numPr>
+          <w:ilvl w:val="0"/>
+          <w:numId w:val="10"/>
+        </w:numPr>
+        <w:spacing w:after="0"/>
+      </w:pPr>
+      <w:r>
+        <w:rPr>
+          <w:b/>
+          <w:bCs/>
+        </w:rPr>
+        <w:t>Карта и статика локации</w:t>
+      </w:r>
+      <w:r>
+        <w:t> (</w:t>
+      </w:r>
+      <w:proofErr w:type="spellStart"/>
+      <w:proofErr w:type="gramStart"/>
+      <w:r>
+        <w:t>map.json</w:t>
+      </w:r>
+      <w:proofErr w:type="spellEnd"/>
+      <w:proofErr w:type="gramEnd"/>
+      <w:r>
+        <w:t xml:space="preserve">) — </w:t>
+      </w:r>
+      <w:proofErr w:type="spellStart"/>
+      <w:r>
+        <w:t>тайлы</w:t>
+      </w:r>
+      <w:proofErr w:type="spellEnd"/>
+      <w:r>
+        <w:t>, типы NPC, контейнеры, выходы.</w:t>
+      </w:r>
+    </w:p>
+    <w:p>
+      <w:pPr>
+        <w:numPr>
+          <w:ilvl w:val="0"/>
+          <w:numId w:val="10"/>
+        </w:numPr>
+        <w:spacing w:after="0"/>
+      </w:pPr>
+      <w:r>
+        <w:rPr>
+          <w:b/>
+          <w:bCs/>
+        </w:rPr>
+        <w:t>Состояние локации</w:t>
+      </w:r>
+      <w:r>
+        <w:t> (</w:t>
+      </w:r>
+      <w:proofErr w:type="spellStart"/>
+      <w:proofErr w:type="gramStart"/>
+      <w:r>
+        <w:t>state.json</w:t>
+      </w:r>
+      <w:proofErr w:type="spellEnd"/>
+      <w:proofErr w:type="gramEnd"/>
+      <w:r>
+        <w:t>) — позиции NPC, состояние дверей, открытые контейнеры.</w:t>
+      </w:r>
+    </w:p>
+    <w:p>
+      <w:pPr>
+        <w:numPr>
+          <w:ilvl w:val="0"/>
+          <w:numId w:val="10"/>
+        </w:numPr>
+        <w:spacing w:after="0"/>
+      </w:pPr>
+      <w:r>
+        <w:rPr>
+          <w:b/>
+          <w:bCs/>
+        </w:rPr>
+        <w:t>Данные игрока</w:t>
+      </w:r>
+      <w:r>
+        <w:t> — инвентарь, класс, человечность, флаги.</w:t>
+      </w:r>
+    </w:p>
+    <w:p>
+      <w:pPr>
+        <w:numPr>
+          <w:ilvl w:val="0"/>
+          <w:numId w:val="10"/>
+        </w:numPr>
+        <w:spacing w:after="0"/>
+      </w:pPr>
+      <w:r>
+        <w:rPr>
+          <w:b/>
+          <w:bCs/>
+        </w:rPr>
+        <w:t>Глобальные квесты и флаги</w:t>
+      </w:r>
+      <w:r>
+        <w:t> — активные задания, выполненные события.</w:t>
+      </w:r>
+    </w:p>
+    <w:p>
+      <w:pPr>
+        <w:numPr>
+          <w:ilvl w:val="0"/>
+          <w:numId w:val="10"/>
+        </w:numPr>
+        <w:spacing w:after="0"/>
+      </w:pPr>
+      <w:r>
+        <w:rPr>
+          <w:b/>
+          <w:bCs/>
+        </w:rPr>
+        <w:t>Графика и музыка</w:t>
+      </w:r>
+      <w:r>
+        <w:t xml:space="preserve"> — можно </w:t>
+      </w:r>
+      <w:proofErr w:type="gramStart"/>
+      <w:r>
+        <w:t>через менеджер</w:t>
+      </w:r>
+      <w:proofErr w:type="gramEnd"/>
+      <w:r>
+        <w:t xml:space="preserve"> ресурсов, который загружается один раз в </w:t>
+      </w:r>
+      <w:proofErr w:type="spellStart"/>
+      <w:r>
+        <w:t>main</w:t>
+      </w:r>
+      <w:proofErr w:type="spellEnd"/>
+      <w:r>
+        <w:t> и передаётся в Game.</w:t>
+      </w:r>
+    </w:p>
+    <w:p>
+      <w:pPr>
+        <w:spacing w:after="0"/>
+      </w:pPr>
+      <w:r>
+        <w:t>Все эти данные должны быть загружены в память в начале работы Game, а при выходе — сохранены обратно (кроме статики карты, её не нужно менять).</w:t>
+      </w:r>
+    </w:p>
+    <w:p>
+      <w:pPr>
+        <w:spacing w:after="0"/>
+        <w:rPr>
+          <w:b/>
+          <w:bCs/>
+        </w:rPr>
+      </w:pPr>
+      <w:r>
+        <w:rPr>
+          <w:rFonts w:ascii="Segoe UI Emoji" w:hAnsi="Segoe UI Emoji" w:cs="Segoe UI Emoji"/>
+          <w:b/>
+          <w:bCs/>
+        </w:rPr>
+        <w:t>🚪</w:t>
+      </w:r>
+      <w:r>
+        <w:rPr>
+          <w:b/>
+          <w:bCs/>
+        </w:rPr>
+        <w:t xml:space="preserve"> Переход между локациями</w:t>
+      </w:r>
+    </w:p>
+    <w:p>
+      <w:pPr>
+        <w:spacing w:after="0"/>
+      </w:pPr>
+      <w:r>
+        <w:t>Когда игрок наступает на выход, Game не должна сама решать, как загружать новую локацию. Лучше вернуть управление в </w:t>
+      </w:r>
+      <w:proofErr w:type="spellStart"/>
+      <w:r>
+        <w:t>main</w:t>
+      </w:r>
+      <w:proofErr w:type="spellEnd"/>
+      <w:r>
+        <w:t> с кодом "</w:t>
+      </w:r>
+      <w:proofErr w:type="spellStart"/>
+      <w:r>
+        <w:t>next_location</w:t>
+      </w:r>
+      <w:proofErr w:type="spellEnd"/>
+      <w:r>
+        <w:t>": "</w:t>
+      </w:r>
+      <w:proofErr w:type="spellStart"/>
+      <w:r>
+        <w:t>monastery</w:t>
+      </w:r>
+      <w:proofErr w:type="spellEnd"/>
+      <w:r>
+        <w:t>", и уже </w:t>
+      </w:r>
+      <w:proofErr w:type="spellStart"/>
+      <w:r>
+        <w:t>main</w:t>
+      </w:r>
+      <w:proofErr w:type="spellEnd"/>
+      <w:r>
+        <w:t> создаст новый экземпляр Game с новыми данными. Это сохранит модульность.</w:t>
+      </w:r>
+    </w:p>
+    <w:p>
+      <w:pPr>
+        <w:spacing w:after="0"/>
+        <w:rPr>
+          <w:b/>
+          <w:bCs/>
+        </w:rPr>
+      </w:pPr>
+      <w:r>
+        <w:rPr>
+          <w:rFonts w:ascii="Segoe UI Emoji" w:hAnsi="Segoe UI Emoji" w:cs="Segoe UI Emoji"/>
+          <w:b/>
+          <w:bCs/>
+        </w:rPr>
+        <w:t>✅</w:t>
+      </w:r>
+      <w:r>
+        <w:rPr>
+          <w:b/>
+          <w:bCs/>
+        </w:rPr>
+        <w:t xml:space="preserve"> Что это даёт</w:t>
+      </w:r>
+    </w:p>
+    <w:p>
+      <w:pPr>
+        <w:numPr>
+          <w:ilvl w:val="0"/>
+          <w:numId w:val="11"/>
+        </w:numPr>
+        <w:spacing w:after="0"/>
+      </w:pPr>
+      <w:r>
+        <w:t>main.py — короткий, понятный, занимается только организацией.</w:t>
+      </w:r>
+    </w:p>
+    <w:p>
+      <w:pPr>
+        <w:numPr>
+          <w:ilvl w:val="0"/>
+          <w:numId w:val="11"/>
+        </w:numPr>
+        <w:spacing w:after="0"/>
+      </w:pPr>
+      <w:r>
+        <w:t>Game — самодостаточный, можно запускать с разными данными.</w:t>
+      </w:r>
+    </w:p>
+    <w:p>
+      <w:pPr>
+        <w:numPr>
+          <w:ilvl w:val="0"/>
+          <w:numId w:val="11"/>
+        </w:numPr>
+        <w:spacing w:after="0"/>
+      </w:pPr>
+      <w:r>
+        <w:rPr>
+          <w:b/>
+          <w:bCs/>
+        </w:rPr>
+        <w:t>Масштабируемость</w:t>
+      </w:r>
+      <w:r>
+        <w:t> — добавить новую локацию просто: нужно только подготовить JSON и указать её в </w:t>
+      </w:r>
+      <w:proofErr w:type="spellStart"/>
+      <w:proofErr w:type="gramStart"/>
+      <w:r>
+        <w:t>registry.json</w:t>
+      </w:r>
+      <w:proofErr w:type="spellEnd"/>
+      <w:proofErr w:type="gramEnd"/>
+      <w:r>
+        <w:t>.</w:t>
+      </w:r>
+    </w:p>
+    <w:p>
+      <w:pPr>
+        <w:numPr>
+          <w:ilvl w:val="0"/>
+          <w:numId w:val="11"/>
+        </w:numPr>
+        <w:spacing w:after="0"/>
+      </w:pPr>
+      <w:r>
+        <w:rPr>
+          <w:b/>
+          <w:bCs/>
+        </w:rPr>
+        <w:t>Тестируемость</w:t>
+      </w:r>
+      <w:r>
+        <w:t> — можно запустить Game с тестовыми данными без полного цикла.</w:t>
+      </w:r>
+    </w:p>
+    <w:p>
+      <w:pPr>
+        <w:numPr>
+          <w:ilvl w:val="0"/>
+          <w:numId w:val="11"/>
+        </w:numPr>
+        <w:spacing w:after="0"/>
+      </w:pPr>
+      <w:r>
+        <w:rPr>
+          <w:b/>
+          <w:bCs/>
+        </w:rPr>
+        <w:t>Сохранение</w:t>
+      </w:r>
+      <w:r>
+        <w:t> — легко сохранить состояние всех локаций, просто записав их </w:t>
+      </w:r>
+      <w:proofErr w:type="spellStart"/>
+      <w:proofErr w:type="gramStart"/>
+      <w:r>
+        <w:t>state.json</w:t>
+      </w:r>
+      <w:proofErr w:type="spellEnd"/>
+      <w:proofErr w:type="gramEnd"/>
+      <w:r>
+        <w:t> и глобальные данные.</w:t>
       </w:r>
     </w:p>
     <w:p>
@@ -11567,6 +12632,119 @@
     </w:lvl>
   </w:abstractNum>
   <w:abstractNum w:abstractNumId="3" w15:restartNumberingAfterBreak="0">
+    <w:nsid w:val="39287928"/>
+    <w:multiLevelType w:val="multilevel"/>
+    <w:tmpl w:val="A4B2BEF4"/>
+    <w:lvl w:ilvl="0">
+      <w:start w:val="1"/>
+      <w:numFmt w:val="decimal"/>
+      <w:lvlText w:val="%1."/>
+      <w:lvlJc w:val="left"/>
+      <w:pPr>
+        <w:tabs>
+          <w:tab w:val="num" w:pos="720"/>
+        </w:tabs>
+        <w:ind w:left="720" w:hanging="360"/>
+      </w:pPr>
+    </w:lvl>
+    <w:lvl w:ilvl="1" w:tentative="1">
+      <w:start w:val="1"/>
+      <w:numFmt w:val="decimal"/>
+      <w:lvlText w:val="%2."/>
+      <w:lvlJc w:val="left"/>
+      <w:pPr>
+        <w:tabs>
+          <w:tab w:val="num" w:pos="1440"/>
+        </w:tabs>
+        <w:ind w:left="1440" w:hanging="360"/>
+      </w:pPr>
+    </w:lvl>
+    <w:lvl w:ilvl="2" w:tentative="1">
+      <w:start w:val="1"/>
+      <w:numFmt w:val="decimal"/>
+      <w:lvlText w:val="%3."/>
+      <w:lvlJc w:val="left"/>
+      <w:pPr>
+        <w:tabs>
+          <w:tab w:val="num" w:pos="2160"/>
+        </w:tabs>
+        <w:ind w:left="2160" w:hanging="360"/>
+      </w:pPr>
+    </w:lvl>
+    <w:lvl w:ilvl="3" w:tentative="1">
+      <w:start w:val="1"/>
+      <w:numFmt w:val="decimal"/>
+      <w:lvlText w:val="%4."/>
+      <w:lvlJc w:val="left"/>
+      <w:pPr>
+        <w:tabs>
+          <w:tab w:val="num" w:pos="2880"/>
+        </w:tabs>
+        <w:ind w:left="2880" w:hanging="360"/>
+      </w:pPr>
+    </w:lvl>
+    <w:lvl w:ilvl="4" w:tentative="1">
+      <w:start w:val="1"/>
+      <w:numFmt w:val="decimal"/>
+      <w:lvlText w:val="%5."/>
+      <w:lvlJc w:val="left"/>
+      <w:pPr>
+        <w:tabs>
+          <w:tab w:val="num" w:pos="3600"/>
+        </w:tabs>
+        <w:ind w:left="3600" w:hanging="360"/>
+      </w:pPr>
+    </w:lvl>
+    <w:lvl w:ilvl="5" w:tentative="1">
+      <w:start w:val="1"/>
+      <w:numFmt w:val="decimal"/>
+      <w:lvlText w:val="%6."/>
+      <w:lvlJc w:val="left"/>
+      <w:pPr>
+        <w:tabs>
+          <w:tab w:val="num" w:pos="4320"/>
+        </w:tabs>
+        <w:ind w:left="4320" w:hanging="360"/>
+      </w:pPr>
+    </w:lvl>
+    <w:lvl w:ilvl="6" w:tentative="1">
+      <w:start w:val="1"/>
+      <w:numFmt w:val="decimal"/>
+      <w:lvlText w:val="%7."/>
+      <w:lvlJc w:val="left"/>
+      <w:pPr>
+        <w:tabs>
+          <w:tab w:val="num" w:pos="5040"/>
+        </w:tabs>
+        <w:ind w:left="5040" w:hanging="360"/>
+      </w:pPr>
+    </w:lvl>
+    <w:lvl w:ilvl="7" w:tentative="1">
+      <w:start w:val="1"/>
+      <w:numFmt w:val="decimal"/>
+      <w:lvlText w:val="%8."/>
+      <w:lvlJc w:val="left"/>
+      <w:pPr>
+        <w:tabs>
+          <w:tab w:val="num" w:pos="5760"/>
+        </w:tabs>
+        <w:ind w:left="5760" w:hanging="360"/>
+      </w:pPr>
+    </w:lvl>
+    <w:lvl w:ilvl="8" w:tentative="1">
+      <w:start w:val="1"/>
+      <w:numFmt w:val="decimal"/>
+      <w:lvlText w:val="%9."/>
+      <w:lvlJc w:val="left"/>
+      <w:pPr>
+        <w:tabs>
+          <w:tab w:val="num" w:pos="6480"/>
+        </w:tabs>
+        <w:ind w:left="6480" w:hanging="360"/>
+      </w:pPr>
+    </w:lvl>
+  </w:abstractNum>
+  <w:abstractNum w:abstractNumId="4" w15:restartNumberingAfterBreak="0">
     <w:nsid w:val="39F641A3"/>
     <w:multiLevelType w:val="multilevel"/>
     <w:tmpl w:val="ABCAF47A"/>
@@ -11715,7 +12893,156 @@
       </w:rPr>
     </w:lvl>
   </w:abstractNum>
-  <w:abstractNum w:abstractNumId="4" w15:restartNumberingAfterBreak="0">
+  <w:abstractNum w:abstractNumId="5" w15:restartNumberingAfterBreak="0">
+    <w:nsid w:val="479D0BFC"/>
+    <w:multiLevelType w:val="multilevel"/>
+    <w:tmpl w:val="0AFA8DD6"/>
+    <w:lvl w:ilvl="0">
+      <w:start w:val="1"/>
+      <w:numFmt w:val="bullet"/>
+      <w:lvlText w:val=""/>
+      <w:lvlJc w:val="left"/>
+      <w:pPr>
+        <w:tabs>
+          <w:tab w:val="num" w:pos="720"/>
+        </w:tabs>
+        <w:ind w:left="720" w:hanging="360"/>
+      </w:pPr>
+      <w:rPr>
+        <w:rFonts w:ascii="Symbol" w:hAnsi="Symbol" w:hint="default"/>
+        <w:sz w:val="20"/>
+      </w:rPr>
+    </w:lvl>
+    <w:lvl w:ilvl="1">
+      <w:start w:val="1"/>
+      <w:numFmt w:val="bullet"/>
+      <w:lvlText w:val="o"/>
+      <w:lvlJc w:val="left"/>
+      <w:pPr>
+        <w:tabs>
+          <w:tab w:val="num" w:pos="1440"/>
+        </w:tabs>
+        <w:ind w:left="1440" w:hanging="360"/>
+      </w:pPr>
+      <w:rPr>
+        <w:rFonts w:ascii="Courier New" w:hAnsi="Courier New" w:hint="default"/>
+        <w:sz w:val="20"/>
+      </w:rPr>
+    </w:lvl>
+    <w:lvl w:ilvl="2" w:tentative="1">
+      <w:start w:val="1"/>
+      <w:numFmt w:val="bullet"/>
+      <w:lvlText w:val=""/>
+      <w:lvlJc w:val="left"/>
+      <w:pPr>
+        <w:tabs>
+          <w:tab w:val="num" w:pos="2160"/>
+        </w:tabs>
+        <w:ind w:left="2160" w:hanging="360"/>
+      </w:pPr>
+      <w:rPr>
+        <w:rFonts w:ascii="Wingdings" w:hAnsi="Wingdings" w:hint="default"/>
+        <w:sz w:val="20"/>
+      </w:rPr>
+    </w:lvl>
+    <w:lvl w:ilvl="3" w:tentative="1">
+      <w:start w:val="1"/>
+      <w:numFmt w:val="bullet"/>
+      <w:lvlText w:val=""/>
+      <w:lvlJc w:val="left"/>
+      <w:pPr>
+        <w:tabs>
+          <w:tab w:val="num" w:pos="2880"/>
+        </w:tabs>
+        <w:ind w:left="2880" w:hanging="360"/>
+      </w:pPr>
+      <w:rPr>
+        <w:rFonts w:ascii="Wingdings" w:hAnsi="Wingdings" w:hint="default"/>
+        <w:sz w:val="20"/>
+      </w:rPr>
+    </w:lvl>
+    <w:lvl w:ilvl="4" w:tentative="1">
+      <w:start w:val="1"/>
+      <w:numFmt w:val="bullet"/>
+      <w:lvlText w:val=""/>
+      <w:lvlJc w:val="left"/>
+      <w:pPr>
+        <w:tabs>
+          <w:tab w:val="num" w:pos="3600"/>
+        </w:tabs>
+        <w:ind w:left="3600" w:hanging="360"/>
+      </w:pPr>
+      <w:rPr>
+        <w:rFonts w:ascii="Wingdings" w:hAnsi="Wingdings" w:hint="default"/>
+        <w:sz w:val="20"/>
+      </w:rPr>
+    </w:lvl>
+    <w:lvl w:ilvl="5" w:tentative="1">
+      <w:start w:val="1"/>
+      <w:numFmt w:val="bullet"/>
+      <w:lvlText w:val=""/>
+      <w:lvlJc w:val="left"/>
+      <w:pPr>
+        <w:tabs>
+          <w:tab w:val="num" w:pos="4320"/>
+        </w:tabs>
+        <w:ind w:left="4320" w:hanging="360"/>
+      </w:pPr>
+      <w:rPr>
+        <w:rFonts w:ascii="Wingdings" w:hAnsi="Wingdings" w:hint="default"/>
+        <w:sz w:val="20"/>
+      </w:rPr>
+    </w:lvl>
+    <w:lvl w:ilvl="6" w:tentative="1">
+      <w:start w:val="1"/>
+      <w:numFmt w:val="bullet"/>
+      <w:lvlText w:val=""/>
+      <w:lvlJc w:val="left"/>
+      <w:pPr>
+        <w:tabs>
+          <w:tab w:val="num" w:pos="5040"/>
+        </w:tabs>
+        <w:ind w:left="5040" w:hanging="360"/>
+      </w:pPr>
+      <w:rPr>
+        <w:rFonts w:ascii="Wingdings" w:hAnsi="Wingdings" w:hint="default"/>
+        <w:sz w:val="20"/>
+      </w:rPr>
+    </w:lvl>
+    <w:lvl w:ilvl="7" w:tentative="1">
+      <w:start w:val="1"/>
+      <w:numFmt w:val="bullet"/>
+      <w:lvlText w:val=""/>
+      <w:lvlJc w:val="left"/>
+      <w:pPr>
+        <w:tabs>
+          <w:tab w:val="num" w:pos="5760"/>
+        </w:tabs>
+        <w:ind w:left="5760" w:hanging="360"/>
+      </w:pPr>
+      <w:rPr>
+        <w:rFonts w:ascii="Wingdings" w:hAnsi="Wingdings" w:hint="default"/>
+        <w:sz w:val="20"/>
+      </w:rPr>
+    </w:lvl>
+    <w:lvl w:ilvl="8" w:tentative="1">
+      <w:start w:val="1"/>
+      <w:numFmt w:val="bullet"/>
+      <w:lvlText w:val=""/>
+      <w:lvlJc w:val="left"/>
+      <w:pPr>
+        <w:tabs>
+          <w:tab w:val="num" w:pos="6480"/>
+        </w:tabs>
+        <w:ind w:left="6480" w:hanging="360"/>
+      </w:pPr>
+      <w:rPr>
+        <w:rFonts w:ascii="Wingdings" w:hAnsi="Wingdings" w:hint="default"/>
+        <w:sz w:val="20"/>
+      </w:rPr>
+    </w:lvl>
+  </w:abstractNum>
+  <w:abstractNum w:abstractNumId="6" w15:restartNumberingAfterBreak="0">
     <w:nsid w:val="4DBC584D"/>
     <w:multiLevelType w:val="multilevel"/>
     <w:tmpl w:val="70E81010"/>
@@ -11864,10 +13191,457 @@
       </w:rPr>
     </w:lvl>
   </w:abstractNum>
-  <w:abstractNum w:abstractNumId="5" w15:restartNumberingAfterBreak="0">
+  <w:abstractNum w:abstractNumId="7" w15:restartNumberingAfterBreak="0">
+    <w:nsid w:val="5B4A7692"/>
+    <w:multiLevelType w:val="multilevel"/>
+    <w:tmpl w:val="1C901C9E"/>
+    <w:lvl w:ilvl="0">
+      <w:start w:val="1"/>
+      <w:numFmt w:val="bullet"/>
+      <w:lvlText w:val=""/>
+      <w:lvlJc w:val="left"/>
+      <w:pPr>
+        <w:tabs>
+          <w:tab w:val="num" w:pos="720"/>
+        </w:tabs>
+        <w:ind w:left="720" w:hanging="360"/>
+      </w:pPr>
+      <w:rPr>
+        <w:rFonts w:ascii="Symbol" w:hAnsi="Symbol" w:hint="default"/>
+        <w:sz w:val="20"/>
+      </w:rPr>
+    </w:lvl>
+    <w:lvl w:ilvl="1" w:tentative="1">
+      <w:start w:val="1"/>
+      <w:numFmt w:val="bullet"/>
+      <w:lvlText w:val="o"/>
+      <w:lvlJc w:val="left"/>
+      <w:pPr>
+        <w:tabs>
+          <w:tab w:val="num" w:pos="1440"/>
+        </w:tabs>
+        <w:ind w:left="1440" w:hanging="360"/>
+      </w:pPr>
+      <w:rPr>
+        <w:rFonts w:ascii="Courier New" w:hAnsi="Courier New" w:hint="default"/>
+        <w:sz w:val="20"/>
+      </w:rPr>
+    </w:lvl>
+    <w:lvl w:ilvl="2" w:tentative="1">
+      <w:start w:val="1"/>
+      <w:numFmt w:val="bullet"/>
+      <w:lvlText w:val=""/>
+      <w:lvlJc w:val="left"/>
+      <w:pPr>
+        <w:tabs>
+          <w:tab w:val="num" w:pos="2160"/>
+        </w:tabs>
+        <w:ind w:left="2160" w:hanging="360"/>
+      </w:pPr>
+      <w:rPr>
+        <w:rFonts w:ascii="Wingdings" w:hAnsi="Wingdings" w:hint="default"/>
+        <w:sz w:val="20"/>
+      </w:rPr>
+    </w:lvl>
+    <w:lvl w:ilvl="3" w:tentative="1">
+      <w:start w:val="1"/>
+      <w:numFmt w:val="bullet"/>
+      <w:lvlText w:val=""/>
+      <w:lvlJc w:val="left"/>
+      <w:pPr>
+        <w:tabs>
+          <w:tab w:val="num" w:pos="2880"/>
+        </w:tabs>
+        <w:ind w:left="2880" w:hanging="360"/>
+      </w:pPr>
+      <w:rPr>
+        <w:rFonts w:ascii="Wingdings" w:hAnsi="Wingdings" w:hint="default"/>
+        <w:sz w:val="20"/>
+      </w:rPr>
+    </w:lvl>
+    <w:lvl w:ilvl="4" w:tentative="1">
+      <w:start w:val="1"/>
+      <w:numFmt w:val="bullet"/>
+      <w:lvlText w:val=""/>
+      <w:lvlJc w:val="left"/>
+      <w:pPr>
+        <w:tabs>
+          <w:tab w:val="num" w:pos="3600"/>
+        </w:tabs>
+        <w:ind w:left="3600" w:hanging="360"/>
+      </w:pPr>
+      <w:rPr>
+        <w:rFonts w:ascii="Wingdings" w:hAnsi="Wingdings" w:hint="default"/>
+        <w:sz w:val="20"/>
+      </w:rPr>
+    </w:lvl>
+    <w:lvl w:ilvl="5" w:tentative="1">
+      <w:start w:val="1"/>
+      <w:numFmt w:val="bullet"/>
+      <w:lvlText w:val=""/>
+      <w:lvlJc w:val="left"/>
+      <w:pPr>
+        <w:tabs>
+          <w:tab w:val="num" w:pos="4320"/>
+        </w:tabs>
+        <w:ind w:left="4320" w:hanging="360"/>
+      </w:pPr>
+      <w:rPr>
+        <w:rFonts w:ascii="Wingdings" w:hAnsi="Wingdings" w:hint="default"/>
+        <w:sz w:val="20"/>
+      </w:rPr>
+    </w:lvl>
+    <w:lvl w:ilvl="6" w:tentative="1">
+      <w:start w:val="1"/>
+      <w:numFmt w:val="bullet"/>
+      <w:lvlText w:val=""/>
+      <w:lvlJc w:val="left"/>
+      <w:pPr>
+        <w:tabs>
+          <w:tab w:val="num" w:pos="5040"/>
+        </w:tabs>
+        <w:ind w:left="5040" w:hanging="360"/>
+      </w:pPr>
+      <w:rPr>
+        <w:rFonts w:ascii="Wingdings" w:hAnsi="Wingdings" w:hint="default"/>
+        <w:sz w:val="20"/>
+      </w:rPr>
+    </w:lvl>
+    <w:lvl w:ilvl="7" w:tentative="1">
+      <w:start w:val="1"/>
+      <w:numFmt w:val="bullet"/>
+      <w:lvlText w:val=""/>
+      <w:lvlJc w:val="left"/>
+      <w:pPr>
+        <w:tabs>
+          <w:tab w:val="num" w:pos="5760"/>
+        </w:tabs>
+        <w:ind w:left="5760" w:hanging="360"/>
+      </w:pPr>
+      <w:rPr>
+        <w:rFonts w:ascii="Wingdings" w:hAnsi="Wingdings" w:hint="default"/>
+        <w:sz w:val="20"/>
+      </w:rPr>
+    </w:lvl>
+    <w:lvl w:ilvl="8" w:tentative="1">
+      <w:start w:val="1"/>
+      <w:numFmt w:val="bullet"/>
+      <w:lvlText w:val=""/>
+      <w:lvlJc w:val="left"/>
+      <w:pPr>
+        <w:tabs>
+          <w:tab w:val="num" w:pos="6480"/>
+        </w:tabs>
+        <w:ind w:left="6480" w:hanging="360"/>
+      </w:pPr>
+      <w:rPr>
+        <w:rFonts w:ascii="Wingdings" w:hAnsi="Wingdings" w:hint="default"/>
+        <w:sz w:val="20"/>
+      </w:rPr>
+    </w:lvl>
+  </w:abstractNum>
+  <w:abstractNum w:abstractNumId="8" w15:restartNumberingAfterBreak="0">
+    <w:nsid w:val="6CB11DB4"/>
+    <w:multiLevelType w:val="multilevel"/>
+    <w:tmpl w:val="793A3574"/>
+    <w:lvl w:ilvl="0">
+      <w:start w:val="1"/>
+      <w:numFmt w:val="bullet"/>
+      <w:lvlText w:val=""/>
+      <w:lvlJc w:val="left"/>
+      <w:pPr>
+        <w:tabs>
+          <w:tab w:val="num" w:pos="720"/>
+        </w:tabs>
+        <w:ind w:left="720" w:hanging="360"/>
+      </w:pPr>
+      <w:rPr>
+        <w:rFonts w:ascii="Symbol" w:hAnsi="Symbol" w:hint="default"/>
+        <w:sz w:val="20"/>
+      </w:rPr>
+    </w:lvl>
+    <w:lvl w:ilvl="1" w:tentative="1">
+      <w:start w:val="1"/>
+      <w:numFmt w:val="bullet"/>
+      <w:lvlText w:val="o"/>
+      <w:lvlJc w:val="left"/>
+      <w:pPr>
+        <w:tabs>
+          <w:tab w:val="num" w:pos="1440"/>
+        </w:tabs>
+        <w:ind w:left="1440" w:hanging="360"/>
+      </w:pPr>
+      <w:rPr>
+        <w:rFonts w:ascii="Courier New" w:hAnsi="Courier New" w:hint="default"/>
+        <w:sz w:val="20"/>
+      </w:rPr>
+    </w:lvl>
+    <w:lvl w:ilvl="2" w:tentative="1">
+      <w:start w:val="1"/>
+      <w:numFmt w:val="bullet"/>
+      <w:lvlText w:val=""/>
+      <w:lvlJc w:val="left"/>
+      <w:pPr>
+        <w:tabs>
+          <w:tab w:val="num" w:pos="2160"/>
+        </w:tabs>
+        <w:ind w:left="2160" w:hanging="360"/>
+      </w:pPr>
+      <w:rPr>
+        <w:rFonts w:ascii="Wingdings" w:hAnsi="Wingdings" w:hint="default"/>
+        <w:sz w:val="20"/>
+      </w:rPr>
+    </w:lvl>
+    <w:lvl w:ilvl="3" w:tentative="1">
+      <w:start w:val="1"/>
+      <w:numFmt w:val="bullet"/>
+      <w:lvlText w:val=""/>
+      <w:lvlJc w:val="left"/>
+      <w:pPr>
+        <w:tabs>
+          <w:tab w:val="num" w:pos="2880"/>
+        </w:tabs>
+        <w:ind w:left="2880" w:hanging="360"/>
+      </w:pPr>
+      <w:rPr>
+        <w:rFonts w:ascii="Wingdings" w:hAnsi="Wingdings" w:hint="default"/>
+        <w:sz w:val="20"/>
+      </w:rPr>
+    </w:lvl>
+    <w:lvl w:ilvl="4" w:tentative="1">
+      <w:start w:val="1"/>
+      <w:numFmt w:val="bullet"/>
+      <w:lvlText w:val=""/>
+      <w:lvlJc w:val="left"/>
+      <w:pPr>
+        <w:tabs>
+          <w:tab w:val="num" w:pos="3600"/>
+        </w:tabs>
+        <w:ind w:left="3600" w:hanging="360"/>
+      </w:pPr>
+      <w:rPr>
+        <w:rFonts w:ascii="Wingdings" w:hAnsi="Wingdings" w:hint="default"/>
+        <w:sz w:val="20"/>
+      </w:rPr>
+    </w:lvl>
+    <w:lvl w:ilvl="5" w:tentative="1">
+      <w:start w:val="1"/>
+      <w:numFmt w:val="bullet"/>
+      <w:lvlText w:val=""/>
+      <w:lvlJc w:val="left"/>
+      <w:pPr>
+        <w:tabs>
+          <w:tab w:val="num" w:pos="4320"/>
+        </w:tabs>
+        <w:ind w:left="4320" w:hanging="360"/>
+      </w:pPr>
+      <w:rPr>
+        <w:rFonts w:ascii="Wingdings" w:hAnsi="Wingdings" w:hint="default"/>
+        <w:sz w:val="20"/>
+      </w:rPr>
+    </w:lvl>
+    <w:lvl w:ilvl="6" w:tentative="1">
+      <w:start w:val="1"/>
+      <w:numFmt w:val="bullet"/>
+      <w:lvlText w:val=""/>
+      <w:lvlJc w:val="left"/>
+      <w:pPr>
+        <w:tabs>
+          <w:tab w:val="num" w:pos="5040"/>
+        </w:tabs>
+        <w:ind w:left="5040" w:hanging="360"/>
+      </w:pPr>
+      <w:rPr>
+        <w:rFonts w:ascii="Wingdings" w:hAnsi="Wingdings" w:hint="default"/>
+        <w:sz w:val="20"/>
+      </w:rPr>
+    </w:lvl>
+    <w:lvl w:ilvl="7" w:tentative="1">
+      <w:start w:val="1"/>
+      <w:numFmt w:val="bullet"/>
+      <w:lvlText w:val=""/>
+      <w:lvlJc w:val="left"/>
+      <w:pPr>
+        <w:tabs>
+          <w:tab w:val="num" w:pos="5760"/>
+        </w:tabs>
+        <w:ind w:left="5760" w:hanging="360"/>
+      </w:pPr>
+      <w:rPr>
+        <w:rFonts w:ascii="Wingdings" w:hAnsi="Wingdings" w:hint="default"/>
+        <w:sz w:val="20"/>
+      </w:rPr>
+    </w:lvl>
+    <w:lvl w:ilvl="8" w:tentative="1">
+      <w:start w:val="1"/>
+      <w:numFmt w:val="bullet"/>
+      <w:lvlText w:val=""/>
+      <w:lvlJc w:val="left"/>
+      <w:pPr>
+        <w:tabs>
+          <w:tab w:val="num" w:pos="6480"/>
+        </w:tabs>
+        <w:ind w:left="6480" w:hanging="360"/>
+      </w:pPr>
+      <w:rPr>
+        <w:rFonts w:ascii="Wingdings" w:hAnsi="Wingdings" w:hint="default"/>
+        <w:sz w:val="20"/>
+      </w:rPr>
+    </w:lvl>
+  </w:abstractNum>
+  <w:abstractNum w:abstractNumId="9" w15:restartNumberingAfterBreak="0">
     <w:nsid w:val="70C50A07"/>
     <w:multiLevelType w:val="multilevel"/>
     <w:tmpl w:val="B2447742"/>
+    <w:lvl w:ilvl="0">
+      <w:start w:val="1"/>
+      <w:numFmt w:val="bullet"/>
+      <w:lvlText w:val=""/>
+      <w:lvlJc w:val="left"/>
+      <w:pPr>
+        <w:tabs>
+          <w:tab w:val="num" w:pos="720"/>
+        </w:tabs>
+        <w:ind w:left="720" w:hanging="360"/>
+      </w:pPr>
+      <w:rPr>
+        <w:rFonts w:ascii="Symbol" w:hAnsi="Symbol" w:hint="default"/>
+        <w:sz w:val="20"/>
+      </w:rPr>
+    </w:lvl>
+    <w:lvl w:ilvl="1">
+      <w:start w:val="1"/>
+      <w:numFmt w:val="bullet"/>
+      <w:lvlText w:val="o"/>
+      <w:lvlJc w:val="left"/>
+      <w:pPr>
+        <w:tabs>
+          <w:tab w:val="num" w:pos="1440"/>
+        </w:tabs>
+        <w:ind w:left="1440" w:hanging="360"/>
+      </w:pPr>
+      <w:rPr>
+        <w:rFonts w:ascii="Courier New" w:hAnsi="Courier New" w:hint="default"/>
+        <w:sz w:val="20"/>
+      </w:rPr>
+    </w:lvl>
+    <w:lvl w:ilvl="2" w:tentative="1">
+      <w:start w:val="1"/>
+      <w:numFmt w:val="bullet"/>
+      <w:lvlText w:val=""/>
+      <w:lvlJc w:val="left"/>
+      <w:pPr>
+        <w:tabs>
+          <w:tab w:val="num" w:pos="2160"/>
+        </w:tabs>
+        <w:ind w:left="2160" w:hanging="360"/>
+      </w:pPr>
+      <w:rPr>
+        <w:rFonts w:ascii="Wingdings" w:hAnsi="Wingdings" w:hint="default"/>
+        <w:sz w:val="20"/>
+      </w:rPr>
+    </w:lvl>
+    <w:lvl w:ilvl="3" w:tentative="1">
+      <w:start w:val="1"/>
+      <w:numFmt w:val="bullet"/>
+      <w:lvlText w:val=""/>
+      <w:lvlJc w:val="left"/>
+      <w:pPr>
+        <w:tabs>
+          <w:tab w:val="num" w:pos="2880"/>
+        </w:tabs>
+        <w:ind w:left="2880" w:hanging="360"/>
+      </w:pPr>
+      <w:rPr>
+        <w:rFonts w:ascii="Wingdings" w:hAnsi="Wingdings" w:hint="default"/>
+        <w:sz w:val="20"/>
+      </w:rPr>
+    </w:lvl>
+    <w:lvl w:ilvl="4" w:tentative="1">
+      <w:start w:val="1"/>
+      <w:numFmt w:val="bullet"/>
+      <w:lvlText w:val=""/>
+      <w:lvlJc w:val="left"/>
+      <w:pPr>
+        <w:tabs>
+          <w:tab w:val="num" w:pos="3600"/>
+        </w:tabs>
+        <w:ind w:left="3600" w:hanging="360"/>
+      </w:pPr>
+      <w:rPr>
+        <w:rFonts w:ascii="Wingdings" w:hAnsi="Wingdings" w:hint="default"/>
+        <w:sz w:val="20"/>
+      </w:rPr>
+    </w:lvl>
+    <w:lvl w:ilvl="5" w:tentative="1">
+      <w:start w:val="1"/>
+      <w:numFmt w:val="bullet"/>
+      <w:lvlText w:val=""/>
+      <w:lvlJc w:val="left"/>
+      <w:pPr>
+        <w:tabs>
+          <w:tab w:val="num" w:pos="4320"/>
+        </w:tabs>
+        <w:ind w:left="4320" w:hanging="360"/>
+      </w:pPr>
+      <w:rPr>
+        <w:rFonts w:ascii="Wingdings" w:hAnsi="Wingdings" w:hint="default"/>
+        <w:sz w:val="20"/>
+      </w:rPr>
+    </w:lvl>
+    <w:lvl w:ilvl="6" w:tentative="1">
+      <w:start w:val="1"/>
+      <w:numFmt w:val="bullet"/>
+      <w:lvlText w:val=""/>
+      <w:lvlJc w:val="left"/>
+      <w:pPr>
+        <w:tabs>
+          <w:tab w:val="num" w:pos="5040"/>
+        </w:tabs>
+        <w:ind w:left="5040" w:hanging="360"/>
+      </w:pPr>
+      <w:rPr>
+        <w:rFonts w:ascii="Wingdings" w:hAnsi="Wingdings" w:hint="default"/>
+        <w:sz w:val="20"/>
+      </w:rPr>
+    </w:lvl>
+    <w:lvl w:ilvl="7" w:tentative="1">
+      <w:start w:val="1"/>
+      <w:numFmt w:val="bullet"/>
+      <w:lvlText w:val=""/>
+      <w:lvlJc w:val="left"/>
+      <w:pPr>
+        <w:tabs>
+          <w:tab w:val="num" w:pos="5760"/>
+        </w:tabs>
+        <w:ind w:left="5760" w:hanging="360"/>
+      </w:pPr>
+      <w:rPr>
+        <w:rFonts w:ascii="Wingdings" w:hAnsi="Wingdings" w:hint="default"/>
+        <w:sz w:val="20"/>
+      </w:rPr>
+    </w:lvl>
+    <w:lvl w:ilvl="8" w:tentative="1">
+      <w:start w:val="1"/>
+      <w:numFmt w:val="bullet"/>
+      <w:lvlText w:val=""/>
+      <w:lvlJc w:val="left"/>
+      <w:pPr>
+        <w:tabs>
+          <w:tab w:val="num" w:pos="6480"/>
+        </w:tabs>
+        <w:ind w:left="6480" w:hanging="360"/>
+      </w:pPr>
+      <w:rPr>
+        <w:rFonts w:ascii="Wingdings" w:hAnsi="Wingdings" w:hint="default"/>
+        <w:sz w:val="20"/>
+      </w:rPr>
+    </w:lvl>
+  </w:abstractNum>
+  <w:abstractNum w:abstractNumId="10" w15:restartNumberingAfterBreak="0">
+    <w:nsid w:val="759F35A6"/>
+    <w:multiLevelType w:val="multilevel"/>
+    <w:tmpl w:val="A8262F5A"/>
     <w:lvl w:ilvl="0">
       <w:start w:val="1"/>
       <w:numFmt w:val="bullet"/>
@@ -12023,13 +13797,28 @@
     <w:abstractNumId w:val="2"/>
   </w:num>
   <w:num w:numId="4" w16cid:durableId="1227716503">
+    <w:abstractNumId w:val="9"/>
+  </w:num>
+  <w:num w:numId="5" w16cid:durableId="1445612403">
+    <w:abstractNumId w:val="4"/>
+  </w:num>
+  <w:num w:numId="6" w16cid:durableId="1395199014">
+    <w:abstractNumId w:val="6"/>
+  </w:num>
+  <w:num w:numId="7" w16cid:durableId="1943681539">
+    <w:abstractNumId w:val="10"/>
+  </w:num>
+  <w:num w:numId="8" w16cid:durableId="1777946848">
     <w:abstractNumId w:val="5"/>
   </w:num>
-  <w:num w:numId="5" w16cid:durableId="1445612403">
+  <w:num w:numId="9" w16cid:durableId="599992090">
+    <w:abstractNumId w:val="7"/>
+  </w:num>
+  <w:num w:numId="10" w16cid:durableId="244271488">
     <w:abstractNumId w:val="3"/>
   </w:num>
-  <w:num w:numId="6" w16cid:durableId="1395199014">
-    <w:abstractNumId w:val="4"/>
+  <w:num w:numId="11" w16cid:durableId="100733633">
+    <w:abstractNumId w:val="8"/>
   </w:num>
 </w:numbering>
 </file>
